--- a/docs/report/reference.docx
+++ b/docs/report/reference.docx
@@ -502,7 +502,7 @@
     <w:name w:val="Normal"/>
     <w:qFormat/>
     <w:pPr>
-      <w:spacing w:line="360" w:lineRule="auto" w:after="120"/>
+      <w:spacing w:line="264" w:lineRule="auto" w:after="80"/>
       <w:jc w:val="both"/>
     </w:pPr>
     <w:rPr>
@@ -516,7 +516,7 @@
     <w:link w:val="BodyTextChar"/>
     <w:qFormat/>
     <w:pPr>
-      <w:spacing w:before="180" w:after="120" w:line="360" w:lineRule="auto"/>
+      <w:spacing w:before="180" w:after="80" w:line="264" w:lineRule="auto"/>
       <w:jc w:val="both"/>
     </w:pPr>
     <w:rPr>
@@ -530,7 +530,7 @@
     <w:next w:val="BodyText"/>
     <w:qFormat/>
     <w:pPr>
-      <w:spacing w:line="360" w:lineRule="auto" w:after="120"/>
+      <w:spacing w:line="264" w:lineRule="auto" w:after="80"/>
       <w:jc w:val="both"/>
     </w:pPr>
     <w:rPr>
@@ -543,7 +543,7 @@
     <w:basedOn w:val="BodyText"/>
     <w:qFormat/>
     <w:pPr>
-      <w:spacing w:before="36" w:after="120" w:line="360" w:lineRule="auto"/>
+      <w:spacing w:before="36" w:after="80" w:line="264" w:lineRule="auto"/>
       <w:jc w:val="both"/>
     </w:pPr>
     <w:rPr>
@@ -709,7 +709,8 @@
     <w:pPr>
       <w:keepNext/>
       <w:keepLines/>
-      <w:spacing w:before="360" w:after="80"/>
+      <w:pageBreakBefore w:val="0"/>
+      <w:spacing w:before="200" w:after="80"/>
       <w:outlineLvl w:val="0"/>
     </w:pPr>
     <w:rPr>
@@ -733,7 +734,8 @@
     <w:pPr>
       <w:keepNext/>
       <w:keepLines/>
-      <w:spacing w:before="160" w:after="80"/>
+      <w:pageBreakBefore w:val="0"/>
+      <w:spacing w:before="200" w:after="80"/>
       <w:outlineLvl w:val="1"/>
     </w:pPr>
     <w:rPr>
@@ -757,7 +759,8 @@
     <w:pPr>
       <w:keepNext/>
       <w:keepLines/>
-      <w:spacing w:before="160" w:after="80"/>
+      <w:pageBreakBefore w:val="0"/>
+      <w:spacing w:before="200" w:after="80"/>
       <w:outlineLvl w:val="2"/>
     </w:pPr>
     <w:rPr>
